--- a/policies/build/preview_hco/HCO.COP.14_v2_preview.docx
+++ b/policies/build/preview_hco/HCO.COP.14_v2_preview.docx
@@ -761,7 +761,7 @@
           <w:sz w:val="22"/>
           <w:szCs w:val="22"/>
         </w:rPr>
-        <w:t xml:space="preserve">Boundaries: do not copy SHCO COP wording. Do not overwrite AAC policies. Spell out abbreviations on first use in training materials.</w:t>
+        <w:t xml:space="preserve">Boundaries: do not overwrite HCO AAC policies. Spell out abbreviations on first use in training materials.</w:t>
       </w:r>
     </w:p>
     <w:p>
@@ -998,7 +998,7 @@
         <w:spacing w:after="100" w:before="220"/>
       </w:pPr>
       <w:r>
-        <w:t xml:space="preserve">5.2 Surgical patients have a pre-operative assessment, a documented pre- ..</w:t>
+        <w:t xml:space="preserve">5.2 Surgical patients have a pre-operative assessment, a documented pre-..</w:t>
       </w:r>
     </w:p>
     <w:p>
@@ -1064,7 +1064,7 @@
         <w:spacing w:after="100" w:before="220"/>
       </w:pPr>
       <w:r>
-        <w:t xml:space="preserve">5.4 Care is taken to prevent adverse events like the wrong site, wrong pa..</w:t>
+        <w:t xml:space="preserve">5.4 Care is taken to prevent adverse events like the wrong site, wrong..</w:t>
       </w:r>
     </w:p>
     <w:p>
@@ -1109,7 +1109,7 @@
         <w:spacing w:after="100" w:before="220"/>
       </w:pPr>
       <w:r>
-        <w:t xml:space="preserve">5.5 An operative note is documented before transfer out of patient from r..</w:t>
+        <w:t xml:space="preserve">5.5 An operative note is documented before transfer out of patient from..</w:t>
       </w:r>
     </w:p>
     <w:p>
@@ -1175,7 +1175,7 @@
         <w:spacing w:after="100" w:before="220"/>
       </w:pPr>
       <w:r>
-        <w:t xml:space="preserve">5.7 Patient, personnel and material flow conform to infection prevention ..</w:t>
+        <w:t xml:space="preserve">5.7 Patient, personnel and material flow conform to infection prevention..</w:t>
       </w:r>
     </w:p>
     <w:p>
@@ -1208,7 +1208,7 @@
         <w:spacing w:after="100" w:before="220"/>
       </w:pPr>
       <w:r>
-        <w:t xml:space="preserve">5.8 Appropriate facilities, equipment, instruments and supplies are avail..</w:t>
+        <w:t xml:space="preserve">5.8 Appropriate facilities, equipment, instruments and supplies are..</w:t>
       </w:r>
     </w:p>
     <w:p>
@@ -1274,7 +1274,7 @@
         <w:spacing w:after="100" w:before="220"/>
       </w:pPr>
       <w:r>
-        <w:t xml:space="preserve">5.10 The quality assurance programme includes surveillance of the operatio..</w:t>
+        <w:t xml:space="preserve">5.10 The quality assurance programme includes surveillance of the operation..</w:t>
       </w:r>
     </w:p>
     <w:p>
@@ -1353,6 +1353,20 @@
       </w:pPr>
       <w:r>
         <w:t xml:space="preserve">7. Governance and responsibility</w:t>
+      </w:r>
+    </w:p>
+    <w:p>
+      <w:pPr>
+        <w:spacing w:after="20" w:before="100"/>
+      </w:pPr>
+      <w:r>
+        <w:rPr>
+          <w:b/>
+          <w:bCs/>
+          <w:sz w:val="22"/>
+          <w:szCs w:val="22"/>
+        </w:rPr>
+        <w:t xml:space="preserve">Medical Superintendent</w:t>
       </w:r>
     </w:p>
     <w:p>
@@ -1369,7 +1383,21 @@
           <w:sz w:val="22"/>
           <w:szCs w:val="22"/>
         </w:rPr>
-        <w:t xml:space="preserve">Medical Superintendent</w:t>
+        <w:t xml:space="preserve">Accountable that COP.14 is resourced and followed.</w:t>
+      </w:r>
+    </w:p>
+    <w:p>
+      <w:pPr>
+        <w:spacing w:after="20" w:before="100"/>
+      </w:pPr>
+      <w:r>
+        <w:rPr>
+          <w:b/>
+          <w:bCs/>
+          <w:sz w:val="22"/>
+          <w:szCs w:val="22"/>
+        </w:rPr>
+        <w:t xml:space="preserve">OT In-Charge</w:t>
       </w:r>
     </w:p>
     <w:p>
@@ -1386,7 +1414,21 @@
           <w:sz w:val="22"/>
           <w:szCs w:val="22"/>
         </w:rPr>
-        <w:t xml:space="preserve">Accountable that COP.14 is resourced and followed.</w:t>
+        <w:t xml:space="preserve">Owns day-to-day implementation and records for this standard.</w:t>
+      </w:r>
+    </w:p>
+    <w:p>
+      <w:pPr>
+        <w:spacing w:after="20" w:before="100"/>
+      </w:pPr>
+      <w:r>
+        <w:rPr>
+          <w:b/>
+          <w:bCs/>
+          <w:sz w:val="22"/>
+          <w:szCs w:val="22"/>
+        </w:rPr>
+        <w:t xml:space="preserve">Treating doctors / nurses / technicians (as applicable)</w:t>
       </w:r>
     </w:p>
     <w:p>
@@ -1403,7 +1445,21 @@
           <w:sz w:val="22"/>
           <w:szCs w:val="22"/>
         </w:rPr>
-        <w:t xml:space="preserve">OT In-Charge</w:t>
+        <w:t xml:space="preserve">Deliver care as written; escalate stop-work triggers without delay.</w:t>
+      </w:r>
+    </w:p>
+    <w:p>
+      <w:pPr>
+        <w:spacing w:after="20" w:before="100"/>
+      </w:pPr>
+      <w:r>
+        <w:rPr>
+          <w:b/>
+          <w:bCs/>
+          <w:sz w:val="22"/>
+          <w:szCs w:val="22"/>
+        </w:rPr>
+        <w:t xml:space="preserve">Quality Coordinator</w:t>
       </w:r>
     </w:p>
     <w:p>
@@ -1420,7 +1476,28 @@
           <w:sz w:val="22"/>
           <w:szCs w:val="22"/>
         </w:rPr>
-        <w:t xml:space="preserve">Owns day-to-day implementation and records for this standard.</w:t>
+        <w:t xml:space="preserve">Audits this policy «quarterly»; holds training acknowledgements.</w:t>
+      </w:r>
+    </w:p>
+    <w:p>
+      <w:pPr>
+        <w:pStyle w:val="Heading1"/>
+        <w:spacing w:after="120" w:before="280"/>
+      </w:pPr>
+      <w:r>
+        <w:t xml:space="preserve">8. Quality monitoring (RCA → CAPA)</w:t>
+      </w:r>
+    </w:p>
+    <w:p>
+      <w:pPr>
+        <w:spacing w:after="140"/>
+      </w:pPr>
+      <w:r>
+        <w:rPr>
+          <w:sz w:val="22"/>
+          <w:szCs w:val="22"/>
+        </w:rPr>
+        <w:t xml:space="preserve">The Quality Coordinator audits this policy «quarterly». The audit reviews:</w:t>
       </w:r>
     </w:p>
     <w:p>
@@ -1437,7 +1514,7 @@
           <w:sz w:val="22"/>
           <w:szCs w:val="22"/>
         </w:rPr>
-        <w:t xml:space="preserve">Treating doctors / nurses / technicians (as applicable)</w:t>
+        <w:t xml:space="preserve">Records for a sample of this standard's objective elements, checked against the What-we-do steps.</w:t>
       </w:r>
     </w:p>
     <w:p>
@@ -1454,7 +1531,7 @@
           <w:sz w:val="22"/>
           <w:szCs w:val="22"/>
         </w:rPr>
-        <w:t xml:space="preserve">Deliver care as written; escalate stop-work triggers without delay.</w:t>
+        <w:t xml:space="preserve">Documentary evidence is on file for each asterisked objective element in the sample.</w:t>
       </w:r>
     </w:p>
     <w:p>
@@ -1471,7 +1548,7 @@
           <w:sz w:val="22"/>
           <w:szCs w:val="22"/>
         </w:rPr>
-        <w:t xml:space="preserve">Quality Coordinator</w:t>
+        <w:t xml:space="preserve">CORE objective elements show no critical gaps in the sample.</w:t>
       </w:r>
     </w:p>
     <w:p>
@@ -1488,108 +1565,19 @@
           <w:sz w:val="22"/>
           <w:szCs w:val="22"/>
         </w:rPr>
-        <w:t xml:space="preserve">Audits this policy «quarterly»; holds training acknowledgements.</w:t>
-      </w:r>
-    </w:p>
-    <w:p>
-      <w:pPr>
-        <w:pStyle w:val="Heading1"/>
-        <w:spacing w:after="120" w:before="280"/>
-      </w:pPr>
-      <w:r>
-        <w:t xml:space="preserve">8. Quality monitoring (RCA → CAPA)</w:t>
-      </w:r>
-    </w:p>
-    <w:p>
-      <w:pPr>
-        <w:spacing w:after="140"/>
-      </w:pPr>
-      <w:r>
-        <w:rPr>
-          <w:sz w:val="22"/>
-          <w:szCs w:val="22"/>
-        </w:rPr>
-        <w:t xml:space="preserve">The Quality Coordinator audits this policy «quarterly».</w:t>
-      </w:r>
-    </w:p>
-    <w:p>
-      <w:pPr>
-        <w:spacing w:after="140"/>
-      </w:pPr>
-      <w:r>
-        <w:rPr>
-          <w:sz w:val="22"/>
-          <w:szCs w:val="22"/>
-        </w:rPr>
-        <w:t xml:space="preserve">What is monitored each quarter:</w:t>
-      </w:r>
-    </w:p>
-    <w:p>
-      <w:pPr>
-        <w:pStyle w:val="ListParagraph"/>
-        <w:numPr>
-          <w:ilvl w:val="0"/>
-          <w:numId w:val="1"/>
-        </w:numPr>
-        <w:spacing w:after="60"/>
-      </w:pPr>
-      <w:r>
-        <w:rPr>
-          <w:sz w:val="22"/>
-          <w:szCs w:val="22"/>
-        </w:rPr>
-        <w:t xml:space="preserve">Sample of records for each OE COP.14.a–j.</w:t>
-      </w:r>
-    </w:p>
-    <w:p>
-      <w:pPr>
-        <w:pStyle w:val="ListParagraph"/>
-        <w:numPr>
-          <w:ilvl w:val="0"/>
-          <w:numId w:val="1"/>
-        </w:numPr>
-        <w:spacing w:after="60"/>
-      </w:pPr>
-      <w:r>
-        <w:rPr>
-          <w:sz w:val="22"/>
-          <w:szCs w:val="22"/>
-        </w:rPr>
-        <w:t xml:space="preserve">Asterisked elements (adij) have document evidence as required.</w:t>
-      </w:r>
-    </w:p>
-    <w:p>
-      <w:pPr>
-        <w:pStyle w:val="ListParagraph"/>
-        <w:numPr>
-          <w:ilvl w:val="0"/>
-          <w:numId w:val="1"/>
-        </w:numPr>
-        <w:spacing w:after="60"/>
-      </w:pPr>
-      <w:r>
-        <w:rPr>
-          <w:sz w:val="22"/>
-          <w:szCs w:val="22"/>
-        </w:rPr>
-        <w:t xml:space="preserve">CORE elements (d) show no critical gaps in the sample.</w:t>
-      </w:r>
-    </w:p>
-    <w:p>
-      <w:pPr>
-        <w:pStyle w:val="ListParagraph"/>
-        <w:numPr>
-          <w:ilvl w:val="0"/>
-          <w:numId w:val="1"/>
-        </w:numPr>
-        <w:spacing w:after="60"/>
-      </w:pPr>
-      <w:r>
-        <w:rPr>
-          <w:sz w:val="22"/>
-          <w:szCs w:val="22"/>
-        </w:rPr>
         <w:t xml:space="preserve">Stop-work events (if any) are logged with outcome.</w:t>
+      </w:r>
+    </w:p>
+    <w:p>
+      <w:pPr>
+        <w:spacing w:after="140"/>
+      </w:pPr>
+      <w:r>
+        <w:rPr>
+          <w:sz w:val="22"/>
+          <w:szCs w:val="22"/>
+        </w:rPr>
+        <w:t xml:space="preserve">Root-cause analysis is required when a gap found in this audit remains open beyond «90 days».</w:t>
       </w:r>
     </w:p>
     <w:p>
@@ -3597,7 +3585,7 @@
           <w:sz w:val="22"/>
           <w:szCs w:val="22"/>
         </w:rPr>
-        <w:t xml:space="preserve">Records showing COP.14.a was followed for sampled patients/cases.</w:t>
+        <w:t xml:space="preserve">Written surgical-service protocol.</w:t>
       </w:r>
     </w:p>
     <w:p>
@@ -3614,7 +3602,7 @@
           <w:sz w:val="22"/>
           <w:szCs w:val="22"/>
         </w:rPr>
-        <w:t xml:space="preserve">Written guidance / protocol referenced for this element (where required).</w:t>
+        <w:t xml:space="preserve">Consistency-check record.</w:t>
       </w:r>
     </w:p>
     <w:p>
@@ -3631,7 +3619,16 @@
           <w:sz w:val="22"/>
           <w:szCs w:val="22"/>
         </w:rPr>
-        <w:t xml:space="preserve">Audit sample notes for COP.14.a reviewed «quarterly».</w:t>
+        <w:t xml:space="preserve">Staff-credentialing record.</w:t>
+      </w:r>
+    </w:p>
+    <w:p>
+      <w:pPr>
+        <w:pStyle w:val="Heading2"/>
+        <w:spacing w:after="100" w:before="220"/>
+      </w:pPr>
+      <w:r>
+        <w:t xml:space="preserve">COP.14.b — Surgical patients have a pre-operative assessment, a documented pre- operative diagnosis, and pre-operative instructions are provided before surgery.</w:t>
       </w:r>
     </w:p>
     <w:p>
@@ -3648,16 +3645,7 @@
           <w:sz w:val="22"/>
           <w:szCs w:val="22"/>
         </w:rPr>
-        <w:t xml:space="preserve">Documented evidence specifically required by the asterisked interpretation.</w:t>
-      </w:r>
-    </w:p>
-    <w:p>
-      <w:pPr>
-        <w:pStyle w:val="Heading2"/>
-        <w:spacing w:after="100" w:before="220"/>
-      </w:pPr>
-      <w:r>
-        <w:t xml:space="preserve">COP.14.b — Surgical patients have a pre-operative assessment, a documented pre- operative diagnosis, and pre-operative instructions are provided before surgery.</w:t>
+        <w:t xml:space="preserve">Pre-operative assessment record.</w:t>
       </w:r>
     </w:p>
     <w:p>
@@ -3674,7 +3662,7 @@
           <w:sz w:val="22"/>
           <w:szCs w:val="22"/>
         </w:rPr>
-        <w:t xml:space="preserve">Records showing COP.14.b was followed for sampled patients/cases.</w:t>
+        <w:t xml:space="preserve">Documented pre-operative diagnosis.</w:t>
       </w:r>
     </w:p>
     <w:p>
@@ -3691,7 +3679,16 @@
           <w:sz w:val="22"/>
           <w:szCs w:val="22"/>
         </w:rPr>
-        <w:t xml:space="preserve">Written guidance / protocol referenced for this element (where required).</w:t>
+        <w:t xml:space="preserve">Pre-operative instruction record given to the patient.</w:t>
+      </w:r>
+    </w:p>
+    <w:p>
+      <w:pPr>
+        <w:pStyle w:val="Heading2"/>
+        <w:spacing w:after="100" w:before="220"/>
+      </w:pPr>
+      <w:r>
+        <w:t xml:space="preserve">COP.14.c — Informed consent is obtained by a surgeon before the procedure.</w:t>
       </w:r>
     </w:p>
     <w:p>
@@ -3708,16 +3705,7 @@
           <w:sz w:val="22"/>
           <w:szCs w:val="22"/>
         </w:rPr>
-        <w:t xml:space="preserve">Audit sample notes for COP.14.b reviewed «quarterly».</w:t>
-      </w:r>
-    </w:p>
-    <w:p>
-      <w:pPr>
-        <w:pStyle w:val="Heading2"/>
-        <w:spacing w:after="100" w:before="220"/>
-      </w:pPr>
-      <w:r>
-        <w:t xml:space="preserve">COP.14.c — Informed consent is obtained by a surgeon before the procedure.</w:t>
+        <w:t xml:space="preserve">Surgical consent form signed by the surgeon.</w:t>
       </w:r>
     </w:p>
     <w:p>
@@ -3734,7 +3722,7 @@
           <w:sz w:val="22"/>
           <w:szCs w:val="22"/>
         </w:rPr>
-        <w:t xml:space="preserve">Records showing COP.14.c was followed for sampled patients/cases.</w:t>
+        <w:t xml:space="preserve">Consent-process documentation.</w:t>
       </w:r>
     </w:p>
     <w:p>
@@ -3751,7 +3739,16 @@
           <w:sz w:val="22"/>
           <w:szCs w:val="22"/>
         </w:rPr>
-        <w:t xml:space="preserve">Written guidance / protocol referenced for this element (where required).</w:t>
+        <w:t xml:space="preserve">Cross-reference to PRE.4.</w:t>
+      </w:r>
+    </w:p>
+    <w:p>
+      <w:pPr>
+        <w:pStyle w:val="Heading2"/>
+        <w:spacing w:after="100" w:before="220"/>
+      </w:pPr>
+      <w:r>
+        <w:t xml:space="preserve">COP.14.d — Care is taken to prevent adverse events like the wrong site, wrong patient and wrong surgery.</w:t>
       </w:r>
     </w:p>
     <w:p>
@@ -3768,16 +3765,7 @@
           <w:sz w:val="22"/>
           <w:szCs w:val="22"/>
         </w:rPr>
-        <w:t xml:space="preserve">Audit sample notes for COP.14.c reviewed «quarterly».</w:t>
-      </w:r>
-    </w:p>
-    <w:p>
-      <w:pPr>
-        <w:pStyle w:val="Heading2"/>
-        <w:spacing w:after="100" w:before="220"/>
-      </w:pPr>
-      <w:r>
-        <w:t xml:space="preserve">COP.14.d — Care is taken to prevent adverse events like the wrong site, wrong patient and wrong surgery.</w:t>
+        <w:t xml:space="preserve">Site, patient and procedure verification checklist.</w:t>
       </w:r>
     </w:p>
     <w:p>
@@ -3794,7 +3782,7 @@
           <w:sz w:val="22"/>
           <w:szCs w:val="22"/>
         </w:rPr>
-        <w:t xml:space="preserve">Records showing COP.14.d was followed for sampled patients/cases.</w:t>
+        <w:t xml:space="preserve">Surgical time-out record.</w:t>
       </w:r>
     </w:p>
     <w:p>
@@ -3811,7 +3799,16 @@
           <w:sz w:val="22"/>
           <w:szCs w:val="22"/>
         </w:rPr>
-        <w:t xml:space="preserve">Written guidance / protocol referenced for this element (where required).</w:t>
+        <w:t xml:space="preserve">Near-miss or adverse-event record, where applicable.</w:t>
+      </w:r>
+    </w:p>
+    <w:p>
+      <w:pPr>
+        <w:pStyle w:val="Heading2"/>
+        <w:spacing w:after="100" w:before="220"/>
+      </w:pPr>
+      <w:r>
+        <w:t xml:space="preserve">COP.14.e — An operative note is documented before transfer out of patient from recovery.</w:t>
       </w:r>
     </w:p>
     <w:p>
@@ -3828,7 +3825,7 @@
           <w:sz w:val="22"/>
           <w:szCs w:val="22"/>
         </w:rPr>
-        <w:t xml:space="preserve">Audit sample notes for COP.14.d reviewed «quarterly».</w:t>
+        <w:t xml:space="preserve">Operative note documented before transfer out of recovery.</w:t>
       </w:r>
     </w:p>
     <w:p>
@@ -3845,16 +3842,7 @@
           <w:sz w:val="22"/>
           <w:szCs w:val="22"/>
         </w:rPr>
-        <w:t xml:space="preserve">Documented evidence specifically required by the asterisked interpretation.</w:t>
-      </w:r>
-    </w:p>
-    <w:p>
-      <w:pPr>
-        <w:pStyle w:val="Heading2"/>
-        <w:spacing w:after="100" w:before="220"/>
-      </w:pPr>
-      <w:r>
-        <w:t xml:space="preserve">COP.14.e — An operative note is documented before transfer out of patient from recovery.</w:t>
+        <w:t xml:space="preserve">Note-completeness check.</w:t>
       </w:r>
     </w:p>
     <w:p>
@@ -3871,7 +3859,16 @@
           <w:sz w:val="22"/>
           <w:szCs w:val="22"/>
         </w:rPr>
-        <w:t xml:space="preserve">Records showing COP.14.e was followed for sampled patients/cases.</w:t>
+        <w:t xml:space="preserve">Timeliness-of-documentation record.</w:t>
+      </w:r>
+    </w:p>
+    <w:p>
+      <w:pPr>
+        <w:pStyle w:val="Heading2"/>
+        <w:spacing w:after="100" w:before="220"/>
+      </w:pPr>
+      <w:r>
+        <w:t xml:space="preserve">COP.14.f — Post-operative care is guided by a documented plan.</w:t>
       </w:r>
     </w:p>
     <w:p>
@@ -3888,7 +3885,7 @@
           <w:sz w:val="22"/>
           <w:szCs w:val="22"/>
         </w:rPr>
-        <w:t xml:space="preserve">Written guidance / protocol referenced for this element (where required).</w:t>
+        <w:t xml:space="preserve">Documented post-operative care plan.</w:t>
       </w:r>
     </w:p>
     <w:p>
@@ -3905,16 +3902,7 @@
           <w:sz w:val="22"/>
           <w:szCs w:val="22"/>
         </w:rPr>
-        <w:t xml:space="preserve">Audit sample notes for COP.14.e reviewed «quarterly».</w:t>
-      </w:r>
-    </w:p>
-    <w:p>
-      <w:pPr>
-        <w:pStyle w:val="Heading2"/>
-        <w:spacing w:after="100" w:before="220"/>
-      </w:pPr>
-      <w:r>
-        <w:t xml:space="preserve">COP.14.f — Post-operative care is guided by a documented plan.</w:t>
+        <w:t xml:space="preserve">Plan-implementation record.</w:t>
       </w:r>
     </w:p>
     <w:p>
@@ -3931,7 +3919,16 @@
           <w:sz w:val="22"/>
           <w:szCs w:val="22"/>
         </w:rPr>
-        <w:t xml:space="preserve">Records showing COP.14.f was followed for sampled patients/cases.</w:t>
+        <w:t xml:space="preserve">Post-operative monitoring record.</w:t>
+      </w:r>
+    </w:p>
+    <w:p>
+      <w:pPr>
+        <w:pStyle w:val="Heading2"/>
+        <w:spacing w:after="100" w:before="220"/>
+      </w:pPr>
+      <w:r>
+        <w:t xml:space="preserve">COP.14.g — Patient, personnel and material flow conform to infection prevention and control practices.</w:t>
       </w:r>
     </w:p>
     <w:p>
@@ -3948,7 +3945,7 @@
           <w:sz w:val="22"/>
           <w:szCs w:val="22"/>
         </w:rPr>
-        <w:t xml:space="preserve">Written guidance / protocol referenced for this element (where required).</w:t>
+        <w:t xml:space="preserve">Patient, personnel and material-flow IPC-compliance record for the OT.</w:t>
       </w:r>
     </w:p>
     <w:p>
@@ -3965,16 +3962,7 @@
           <w:sz w:val="22"/>
           <w:szCs w:val="22"/>
         </w:rPr>
-        <w:t xml:space="preserve">Audit sample notes for COP.14.f reviewed «quarterly».</w:t>
-      </w:r>
-    </w:p>
-    <w:p>
-      <w:pPr>
-        <w:pStyle w:val="Heading2"/>
-        <w:spacing w:after="100" w:before="220"/>
-      </w:pPr>
-      <w:r>
-        <w:t xml:space="preserve">COP.14.g — Patient, personnel and material flow conform to infection prevention and control practices.</w:t>
+        <w:t xml:space="preserve">Traffic-control observation record.</w:t>
       </w:r>
     </w:p>
     <w:p>
@@ -3991,7 +3979,16 @@
           <w:sz w:val="22"/>
           <w:szCs w:val="22"/>
         </w:rPr>
-        <w:t xml:space="preserve">Records showing COP.14.g was followed for sampled patients/cases.</w:t>
+        <w:t xml:space="preserve">Cross-reference to IPC.4.</w:t>
+      </w:r>
+    </w:p>
+    <w:p>
+      <w:pPr>
+        <w:pStyle w:val="Heading2"/>
+        <w:spacing w:after="100" w:before="220"/>
+      </w:pPr>
+      <w:r>
+        <w:t xml:space="preserve">COP.14.h — Appropriate facilities, equipment, instruments and supplies are available in the operating theatre.</w:t>
       </w:r>
     </w:p>
     <w:p>
@@ -4008,7 +4005,7 @@
           <w:sz w:val="22"/>
           <w:szCs w:val="22"/>
         </w:rPr>
-        <w:t xml:space="preserve">Written guidance / protocol referenced for this element (where required).</w:t>
+        <w:t xml:space="preserve">OT facility, equipment, instrument and supply inventory.</w:t>
       </w:r>
     </w:p>
     <w:p>
@@ -4025,16 +4022,7 @@
           <w:sz w:val="22"/>
           <w:szCs w:val="22"/>
         </w:rPr>
-        <w:t xml:space="preserve">Audit sample notes for COP.14.g reviewed «quarterly».</w:t>
-      </w:r>
-    </w:p>
-    <w:p>
-      <w:pPr>
-        <w:pStyle w:val="Heading2"/>
-        <w:spacing w:after="100" w:before="220"/>
-      </w:pPr>
-      <w:r>
-        <w:t xml:space="preserve">COP.14.h — Appropriate facilities, equipment, instruments and supplies are available in the operating theatre.</w:t>
+        <w:t xml:space="preserve">Availability-and-readiness check record.</w:t>
       </w:r>
     </w:p>
     <w:p>
@@ -4051,7 +4039,16 @@
           <w:sz w:val="22"/>
           <w:szCs w:val="22"/>
         </w:rPr>
-        <w:t xml:space="preserve">Records showing COP.14.h was followed for sampled patients/cases.</w:t>
+        <w:t xml:space="preserve">Pre-list equipment-check record.</w:t>
+      </w:r>
+    </w:p>
+    <w:p>
+      <w:pPr>
+        <w:pStyle w:val="Heading2"/>
+        <w:spacing w:after="100" w:before="220"/>
+      </w:pPr>
+      <w:r>
+        <w:t xml:space="preserve">COP.14.i — The organisation shall implement a quality assurance programme.</w:t>
       </w:r>
     </w:p>
     <w:p>
@@ -4068,7 +4065,7 @@
           <w:sz w:val="22"/>
           <w:szCs w:val="22"/>
         </w:rPr>
-        <w:t xml:space="preserve">Written guidance / protocol referenced for this element (where required).</w:t>
+        <w:t xml:space="preserve">Written OT quality assurance programme.</w:t>
       </w:r>
     </w:p>
     <w:p>
@@ -4085,16 +4082,7 @@
           <w:sz w:val="22"/>
           <w:szCs w:val="22"/>
         </w:rPr>
-        <w:t xml:space="preserve">Audit sample notes for COP.14.h reviewed «quarterly».</w:t>
-      </w:r>
-    </w:p>
-    <w:p>
-      <w:pPr>
-        <w:pStyle w:val="Heading2"/>
-        <w:spacing w:after="100" w:before="220"/>
-      </w:pPr>
-      <w:r>
-        <w:t xml:space="preserve">COP.14.i — The organisation shall implement a quality assurance programme.</w:t>
+        <w:t xml:space="preserve">Indicator-monitoring record.</w:t>
       </w:r>
     </w:p>
     <w:p>
@@ -4111,7 +4099,16 @@
           <w:sz w:val="22"/>
           <w:szCs w:val="22"/>
         </w:rPr>
-        <w:t xml:space="preserve">Records showing COP.14.i was followed for sampled patients/cases.</w:t>
+        <w:t xml:space="preserve">Improvement-action record.</w:t>
+      </w:r>
+    </w:p>
+    <w:p>
+      <w:pPr>
+        <w:pStyle w:val="Heading2"/>
+        <w:spacing w:after="100" w:before="220"/>
+      </w:pPr>
+      <w:r>
+        <w:t xml:space="preserve">COP.14.j — The quality assurance programme includes surveillance of the operation theatre environment.</w:t>
       </w:r>
     </w:p>
     <w:p>
@@ -4128,7 +4125,7 @@
           <w:sz w:val="22"/>
           <w:szCs w:val="22"/>
         </w:rPr>
-        <w:t xml:space="preserve">Written guidance / protocol referenced for this element (where required).</w:t>
+        <w:t xml:space="preserve">OT environmental-surveillance record — air quality, surface swabs as applicable.</w:t>
       </w:r>
     </w:p>
     <w:p>
@@ -4145,7 +4142,7 @@
           <w:sz w:val="22"/>
           <w:szCs w:val="22"/>
         </w:rPr>
-        <w:t xml:space="preserve">Audit sample notes for COP.14.i reviewed «quarterly».</w:t>
+        <w:t xml:space="preserve">Surveillance-frequency documentation.</w:t>
       </w:r>
     </w:p>
     <w:p>
@@ -4162,84 +4159,7 @@
           <w:sz w:val="22"/>
           <w:szCs w:val="22"/>
         </w:rPr>
-        <w:t xml:space="preserve">Documented evidence specifically required by the asterisked interpretation.</w:t>
-      </w:r>
-    </w:p>
-    <w:p>
-      <w:pPr>
-        <w:pStyle w:val="Heading2"/>
-        <w:spacing w:after="100" w:before="220"/>
-      </w:pPr>
-      <w:r>
-        <w:t xml:space="preserve">COP.14.j — The quality assurance programme includes surveillance of the operation theatre environment.</w:t>
-      </w:r>
-    </w:p>
-    <w:p>
-      <w:pPr>
-        <w:pStyle w:val="ListParagraph"/>
-        <w:numPr>
-          <w:ilvl w:val="0"/>
-          <w:numId w:val="1"/>
-        </w:numPr>
-        <w:spacing w:after="60"/>
-      </w:pPr>
-      <w:r>
-        <w:rPr>
-          <w:sz w:val="22"/>
-          <w:szCs w:val="22"/>
-        </w:rPr>
-        <w:t xml:space="preserve">Records showing COP.14.j was followed for sampled patients/cases.</w:t>
-      </w:r>
-    </w:p>
-    <w:p>
-      <w:pPr>
-        <w:pStyle w:val="ListParagraph"/>
-        <w:numPr>
-          <w:ilvl w:val="0"/>
-          <w:numId w:val="1"/>
-        </w:numPr>
-        <w:spacing w:after="60"/>
-      </w:pPr>
-      <w:r>
-        <w:rPr>
-          <w:sz w:val="22"/>
-          <w:szCs w:val="22"/>
-        </w:rPr>
-        <w:t xml:space="preserve">Written guidance / protocol referenced for this element (where required).</w:t>
-      </w:r>
-    </w:p>
-    <w:p>
-      <w:pPr>
-        <w:pStyle w:val="ListParagraph"/>
-        <w:numPr>
-          <w:ilvl w:val="0"/>
-          <w:numId w:val="1"/>
-        </w:numPr>
-        <w:spacing w:after="60"/>
-      </w:pPr>
-      <w:r>
-        <w:rPr>
-          <w:sz w:val="22"/>
-          <w:szCs w:val="22"/>
-        </w:rPr>
-        <w:t xml:space="preserve">Audit sample notes for COP.14.j reviewed «quarterly».</w:t>
-      </w:r>
-    </w:p>
-    <w:p>
-      <w:pPr>
-        <w:pStyle w:val="ListParagraph"/>
-        <w:numPr>
-          <w:ilvl w:val="0"/>
-          <w:numId w:val="1"/>
-        </w:numPr>
-        <w:spacing w:after="60"/>
-      </w:pPr>
-      <w:r>
-        <w:rPr>
-          <w:sz w:val="22"/>
-          <w:szCs w:val="22"/>
-        </w:rPr>
-        <w:t xml:space="preserve">Documented evidence specifically required by the asterisked interpretation.</w:t>
+        <w:t xml:space="preserve">Corrective-action record for a surveillance finding.</w:t>
       </w:r>
     </w:p>
     <w:p>

--- a/policies/build/preview_hco/HCO.COP.14_v2_preview.docx
+++ b/policies/build/preview_hco/HCO.COP.14_v2_preview.docx
@@ -692,19 +692,19 @@
           <w:sz w:val="22"/>
           <w:szCs w:val="22"/>
         </w:rPr>
-        <w:t xml:space="preserve">It covers objective elements COP.14.a–j (10 elements).</w:t>
-      </w:r>
-    </w:p>
-    <w:p>
-      <w:pPr>
-        <w:spacing w:after="140"/>
-      </w:pPr>
-      <w:r>
-        <w:rPr>
-          <w:sz w:val="22"/>
-          <w:szCs w:val="22"/>
-        </w:rPr>
-        <w:t xml:space="preserve">This policy owns COP.14. Related AAC, PRE, IPC/HIC, HRM and MOM duties stay with those policies — cross-reference only.</w:t>
+        <w:t xml:space="preserve">This policy covers all 10 requirements under this standard, listed in detail below.</w:t>
+      </w:r>
+    </w:p>
+    <w:p>
+      <w:pPr>
+        <w:spacing w:after="140"/>
+      </w:pPr>
+      <w:r>
+        <w:rPr>
+          <w:sz w:val="22"/>
+          <w:szCs w:val="22"/>
+        </w:rPr>
+        <w:t xml:space="preserve">This policy covers surgical services specifically. Related duties — like patient assessment, patient rights, infection control, staffing, or medication management — are covered in the hospital's other policies, not repeated here.</w:t>
       </w:r>
     </w:p>
     <w:p>
@@ -749,19 +749,19 @@
           <w:sz w:val="22"/>
           <w:szCs w:val="22"/>
         </w:rPr>
-        <w:t xml:space="preserve">It covers 10 objective elements (COP.14.a, COP.14.b, COP.14.c, COP.14.d, COP.14.e, COP.14.f, COP.14.g, COP.14.h, COP.14.i, COP.14.j).</w:t>
-      </w:r>
-    </w:p>
-    <w:p>
-      <w:pPr>
-        <w:spacing w:after="140"/>
-      </w:pPr>
-      <w:r>
-        <w:rPr>
-          <w:sz w:val="22"/>
-          <w:szCs w:val="22"/>
-        </w:rPr>
-        <w:t xml:space="preserve">Boundaries: do not overwrite HCO AAC policies. Spell out abbreviations on first use in training materials.</w:t>
+        <w:t xml:space="preserve">This policy covers all 10 requirements under this standard, listed in detail below.</w:t>
+      </w:r>
+    </w:p>
+    <w:p>
+      <w:pPr>
+        <w:spacing w:after="140"/>
+      </w:pPr>
+      <w:r>
+        <w:rPr>
+          <w:sz w:val="22"/>
+          <w:szCs w:val="22"/>
+        </w:rPr>
+        <w:t xml:space="preserve">This policy covers surgical services specifically. Related duties — like patient assessment, patient rights, infection control, staffing, or medication management — are covered in the hospital's other policies, not repeated here. Spell out abbreviations on first use in training materials.</w:t>
       </w:r>
     </w:p>
     <w:p>
